--- a/templates/invoice/cv/id/dp.docx
+++ b/templates/invoice/cv/id/dp.docx
@@ -165,7 +165,7 @@
           <w:u w:val="thick"/>
           <w:lang w:val="ms"/>
         </w:rPr>
-        <w:t xml:space="preserve">Perihal : Tagihan Invoice {invoice_percent}% {invoice_label} Drawing MEP {project_name}</w:t>
+        <w:t xml:space="preserve">Perihal : Tagihan Invoice {invoice_percent}% {invoice_label} Drawing MEP Proyek {project_name}</w:t>
       </w:r>
       <w:r>
         <w:rPr>

--- a/templates/invoice/cv/id/dp.docx
+++ b/templates/invoice/cv/id/dp.docx
@@ -630,7 +630,7 @@
                 <w:szCs w:val="24"/>
                 <w:lang w:val="id-ID"/>
               </w:rPr>
-              <w:t>-</w:t>
+              <w:t xml:space="preserve">Rp.{remaining_amount},-</w:t>
             </w:r>
           </w:p>
         </w:tc>
